--- a/DAY-6/Lab Exercise - Create a Storage Account in Microsoft Azure and Upload & List a File using Azure Cloud Shell.docx
+++ b/DAY-6/Lab Exercise - Create a Storage Account in Microsoft Azure and Upload & List a File using Azure Cloud Shell.docx
@@ -723,7 +723,7 @@
           <w:rFonts w:ascii="Georgia Pro" w:eastAsia="Georgia Pro" w:hAnsi="Georgia Pro" w:cs="Georgia Pro"/>
           <w:color w:val="000000" w:themeColor="text1"/>
         </w:rPr>
-        <w:t>-sl-hitesh</w:t>
+        <w:t>slhitesh</w:t>
       </w:r>
       <w:proofErr w:type="spellEnd"/>
     </w:p>
@@ -743,12 +743,21 @@
           <w:color w:val="000000" w:themeColor="text1"/>
         </w:rPr>
       </w:pPr>
-      <w:r>
-        <w:rPr>
-          <w:rFonts w:ascii="Georgia Pro" w:eastAsia="Georgia Pro" w:hAnsi="Georgia Pro" w:cs="Georgia Pro"/>
-          <w:color w:val="000000" w:themeColor="text1"/>
-        </w:rPr>
-        <w:t>CONTAINER_NAME=</w:t>
+      <w:proofErr w:type="spellStart"/>
+      <w:r>
+        <w:rPr>
+          <w:rFonts w:ascii="Georgia Pro" w:eastAsia="Georgia Pro" w:hAnsi="Georgia Pro" w:cs="Georgia Pro"/>
+          <w:color w:val="000000" w:themeColor="text1"/>
+        </w:rPr>
+        <w:t>CONTAINER_NAME</w:t>
+      </w:r>
+      <w:proofErr w:type="spellEnd"/>
+      <w:r>
+        <w:rPr>
+          <w:rFonts w:ascii="Georgia Pro" w:eastAsia="Georgia Pro" w:hAnsi="Georgia Pro" w:cs="Georgia Pro"/>
+          <w:color w:val="000000" w:themeColor="text1"/>
+        </w:rPr>
+        <w:t>=</w:t>
       </w:r>
       <w:proofErr w:type="spellStart"/>
       <w:r>
@@ -1223,7 +1232,7 @@
           <w:rFonts w:ascii="Georgia Pro" w:eastAsia="Georgia Pro" w:hAnsi="Georgia Pro" w:cs="Georgia Pro"/>
           <w:color w:val="000000" w:themeColor="text1"/>
         </w:rPr>
-        <w:t>–</w:t>
+        <w:t>--</w:t>
       </w:r>
       <w:r>
         <w:rPr>
